--- a/artigo-neoplasias/manuscrito-neoplasias.docx
+++ b/artigo-neoplasias/manuscrito-neoplasias.docx
@@ -72,7 +72,7 @@
         <w:t>Resultados.</w:t>
       </w:r>
       <w:r>
-        <w:t xml:space="preserve"> Os óbitos por neoplasia maligna passaram de 205.998 em 2015 para 259.084 em 2024, enquanto a taxa padronizada por idade caiu de 123,04 para 120,18 por 100 mil pelo padrão brasileiro e de 84,56 para 81,43 pelo padrão mundial da OMS (Tabela S2). A decomposição atribui +47.314 óbitos ao envelhecimento e +11.390 ao crescimento populacional, contra −5.619 devidos à queda das taxas específicas (Tabela S4): o aumento é integralmente demográfico. A probabilidade de uma pessoa de 30 anos morrer de câncer antes dos 70 caiu de 7,428% para 7,138% (Tabela S16). Mantido o risco de 2019, teriam sido registrados mais 48.543 óbitos entre 2020 e 2024 (Tabela S5), com o déficit encolhendo de 5,3% para 2,1% ao longo do período. O sítio predominante muda com a idade — leucemias e encéfalo na infância, mama e colo do útero entre 30 e 44 anos, brônquios/pulmões e próstata depois dos 60 (Tabela S6). A mortalidade padronizada é maior onde há menos vulnerabilidade: 127,7 por 100 mil no quartil menos vulnerável contra 91,3 no mais vulnerável, com causas mal definidas em 4,02% e 7,27% dos óbitos respectivamente; redistribuídas as mal definidas, o gradiente cai de 39% para 35% e </w:t>
+        <w:t xml:space="preserve"> Os óbitos por neoplasia maligna passaram de 205.998 em 2015 para 259.084 em 2024, enquanto a taxa padronizada por idade caiu de 123,04 para 120,18 por 100 mil pelo padrão brasileiro e de 96,93 para 93,67 pelo padrão mundial da OMS (Tabela S2). A decomposição atribui +47.314 óbitos ao envelhecimento e +11.390 ao crescimento populacional, contra −5.619 devidos à queda das taxas específicas (Tabela S4): o aumento é integralmente demográfico. A probabilidade de uma pessoa de 30 anos morrer de câncer antes dos 70 caiu de 6,079% para 5,766% (Tabela S16). Mantido o risco de 2019, teriam sido registrados mais 48.543 óbitos entre 2020 e 2024 (Tabela S5), com o déficit encolhendo de 5,3% para 2,1% ao longo do período. O sítio predominante muda com a idade — leucemias e encéfalo na infância, mama e colo do útero entre 30 e 44 anos, brônquios/pulmões e próstata depois dos 60 (Tabela S6). A mortalidade padronizada é maior onde há menos vulnerabilidade: 127,7 por 100 mil no quartil menos vulnerável contra 91,3 no mais vulnerável, com causas mal definidas em 4,02% e 7,27% dos óbitos respectivamente; redistribuídas as mal definidas, o gradiente cai de 39% para 35% e </w:t>
       </w:r>
       <w:r>
         <w:rPr>
@@ -346,12 +346,58 @@
         <w:t>padrão mundial da OMS 2000–2025</w:t>
       </w:r>
       <w:r>
-        <w:t xml:space="preserve"> [9], em grupos quinquenais, é a que torna esta série comparável com o INCA, a IARC e o GLOBOCAN — a primeira versão deste artigo declarava essa incomparabilidade como limitação, e ela deixa de existir. As duas colunas usam exatamente os mesmos óbitos.</w:t>
+        <w:t xml:space="preserve"> [9], em grupos quinquenais, permite comparação com fontes que adotem </w:t>
+      </w:r>
+      <w:r>
+        <w:rPr>
+          <w:b/>
+        </w:rPr>
+        <w:t>esse mesmo padrão</w:t>
+      </w:r>
+      <w:r>
+        <w:t>. As duas colunas usam exatamente os mesmos óbitos.</w:t>
       </w:r>
     </w:p>
     <w:p>
       <w:r>
+        <w:t xml:space="preserve">Uma ressalva que a primeira versão deste artigo errou e aqui fica corrigida: a taxa pelo padrão da OMS </w:t>
+      </w:r>
+      <w:r>
+        <w:rPr>
+          <w:b/>
+        </w:rPr>
+        <w:t>não</w:t>
+      </w:r>
+      <w:r>
+        <w:t xml:space="preserve"> é diretamente comparável com as séries do GLOBOCAN e do </w:t>
+      </w:r>
+      <w:r>
+        <w:rPr>
+          <w:i/>
+        </w:rPr>
+        <w:t>Cancer Incidence in Five Continents</w:t>
+      </w:r>
+      <w:r>
+        <w:t>. Essas usam o padrão mundial de Segi, modificado por Doll, que tem distribuição etária bem diferente — muito menos peso nas idades avançadas. Taxas padronizadas por populações-padrão distintas não são intercambiáveis, e trocar uma pela outra desloca o nível sem deslocar a tendência. Qualquer comparação externa exige nomear o padrão do comparador; onde ele for Segi–Doll, é preciso recalcular a série sob esse padrão antes de confrontar números.</w:t>
+      </w:r>
+    </w:p>
+    <w:p>
+      <w:r>
         <w:t>Uma armadilha de implementação merece registro, porque produziu um resultado falso e plausível na primeira medição. Ao padronizar uma taxa por sítio, os estratos sem nenhum óbito não existem no dado agregado; somar apenas os estratos presentes renormaliza os pesos para as faixas em que o tumor ocorre, e infla o resultado. O câncer de laringe apareceu assim com 29,4 óbitos por 100 mil habitantes — cerca de quatro vezes o valor real — porque só as faixas idosas entravam na conta. Toda taxa por sítio neste trabalho parte de um produto cartesiano completo entre estrato e causa, com zero contado como zero.</w:t>
+      </w:r>
+    </w:p>
+    <w:p>
+      <w:r>
+        <w:t xml:space="preserve">Uma segunda armadilha, apontada por auditoria externa e confirmada por reprodução, merece o mesmo registro. Os grupos quinquenais eram montados convertendo a idade dividida por cinco para inteiro, e essa conversão </w:t>
+      </w:r>
+      <w:r>
+        <w:rPr>
+          <w:b/>
+        </w:rPr>
+        <w:t>arredonda</w:t>
+      </w:r>
+      <w:r>
+        <w:t xml:space="preserve"> em vez de truncar: 3 e 4 anos caíam no grupo rotulado 5, 33 e 34 no rotulado 35, 68 e 69 no rotulado 70 — 36 das 95 idades no grupo errado. Como óbito e população passavam pela mesma expressão, a taxa dentro de cada grupo permanecia coerente e nenhuma verificação aritmética acusava; o erro estava em aplicar o peso do padrão rotulado "5" a um grupo que continha de 3 a 7 anos. O recorte de 30 a 69 anos, usado na mortalidade prematura, produzia nove intervalos em vez de oito. Corrigido, o nível da taxa pelo padrão mundial sobe (de 84,56 para 96,93 em 2015) e a probabilidade sintética cai (de 7,428% para 6,079%); a direção de queda das duas medidas não muda, e as colunas que não dependem do agrupamento quinquenal — contagem e padrão brasileiro em sete faixas — ficam idênticas. A bateria de testes desta análise conferia os pesos e a aritmética da padronização, e nenhum teste olhava a formação dos grupos; passou a olhar.</w:t>
       </w:r>
     </w:p>
     <w:p>
@@ -911,7 +957,7 @@
         <w:t>caiu</w:t>
       </w:r>
       <w:r>
-        <w:t>, de 123,04 para 120,18 pelo padrão brasileiro e de 84,56 para 81,43 pelo padrão mundial da OMS. As duas padronizações discordam do nível e concordam do sinal, que é o que uma população padrão faz.</w:t>
+        <w:t>, de 123,04 para 120,18 pelo padrão brasileiro e de 96,93 para 93,67 pelo padrão mundial da OMS. As duas padronizações discordam do nível e concordam do sinal, que é o que uma população padrão faz.</w:t>
       </w:r>
     </w:p>
     <w:p>
@@ -921,7 +967,25 @@
     </w:p>
     <w:p>
       <w:r>
-        <w:t>A coluna do padrão mundial é a que permite sair do Brasil: 81,43 por 100 mil em 2024 é diretamente comparável com as séries do INCA, da IARC e do GLOBOCAN, o que a primeira versão deste artigo declarava impossível.</w:t>
+        <w:t xml:space="preserve">A coluna do padrão mundial dá o nível sob a estrutura etária da OMS 2000–2025: 93,67 por 100 mil em 2024. Ela </w:t>
+      </w:r>
+      <w:r>
+        <w:rPr>
+          <w:b/>
+        </w:rPr>
+        <w:t>não</w:t>
+      </w:r>
+      <w:r>
+        <w:t xml:space="preserve"> substitui a série do GLOBOCAN nem a do </w:t>
+      </w:r>
+      <w:r>
+        <w:rPr>
+          <w:i/>
+        </w:rPr>
+        <w:t>Cancer Incidence in Five Continents</w:t>
+      </w:r>
+      <w:r>
+        <w:t>, que padronizam por Segi–Doll (§2.2); comparar as duas diretamente compararia padrões, e não países.</w:t>
       </w:r>
     </w:p>
     <w:p>
@@ -1077,7 +1141,7 @@
         <w:rPr>
           <w:b/>
         </w:rPr>
-        <w:t>7,428%</w:t>
+        <w:t>6,079%</w:t>
       </w:r>
       <w:r>
         <w:t xml:space="preserve"> em 2015 e é de </w:t>
@@ -1086,10 +1150,10 @@
         <w:rPr>
           <w:b/>
         </w:rPr>
-        <w:t>7,138%</w:t>
-      </w:r>
-      <w:r>
-        <w:t xml:space="preserve"> em 2024 — uma queda de 3,9%.</w:t>
+        <w:t>5,766%</w:t>
+      </w:r>
+      <w:r>
+        <w:t xml:space="preserve"> em 2024 — uma queda de 5,1%.</w:t>
       </w:r>
     </w:p>
     <w:p>
@@ -1108,7 +1172,7 @@
     </w:p>
     <w:p>
       <w:r>
-        <w:t>O perfil no tempo repete o das taxas padronizadas, inclusive o degrau: 7,407% em 2019, 6,989% em 2020, e recuperação lenta até 7,138% em 2024.</w:t>
+        <w:t>O perfil no tempo repete o das taxas padronizadas, inclusive o degrau: 6,012% em 2019, 5,684% em 2020, e recuperação lenta até 5,766% em 2024.</w:t>
       </w:r>
     </w:p>
     <w:p>
@@ -3947,7 +4011,7 @@
               <w:rPr>
                 <w:sz w:val="16"/>
               </w:rPr>
-              <w:t>84.56</w:t>
+              <w:t>96.93</w:t>
             </w:r>
           </w:p>
         </w:tc>
@@ -4061,7 +4125,7 @@
               <w:rPr>
                 <w:sz w:val="16"/>
               </w:rPr>
-              <w:t>84.13</w:t>
+              <w:t>96.4</w:t>
             </w:r>
           </w:p>
         </w:tc>
@@ -4175,7 +4239,7 @@
               <w:rPr>
                 <w:sz w:val="16"/>
               </w:rPr>
-              <w:t>83.9</w:t>
+              <w:t>96.24</w:t>
             </w:r>
           </w:p>
         </w:tc>
@@ -4289,7 +4353,7 @@
               <w:rPr>
                 <w:sz w:val="16"/>
               </w:rPr>
-              <w:t>83.54</w:t>
+              <w:t>95.89</w:t>
             </w:r>
           </w:p>
         </w:tc>
@@ -4403,7 +4467,7 @@
               <w:rPr>
                 <w:sz w:val="16"/>
               </w:rPr>
-              <w:t>83.59</w:t>
+              <w:t>95.97</w:t>
             </w:r>
           </w:p>
         </w:tc>
@@ -4517,7 +4581,7 @@
               <w:rPr>
                 <w:sz w:val="16"/>
               </w:rPr>
-              <w:t>78.98</w:t>
+              <w:t>90.68</w:t>
             </w:r>
           </w:p>
         </w:tc>
@@ -4631,7 +4695,7 @@
               <w:rPr>
                 <w:sz w:val="16"/>
               </w:rPr>
-              <w:t>79.06</w:t>
+              <w:t>90.81</w:t>
             </w:r>
           </w:p>
         </w:tc>
@@ -4745,7 +4809,7 @@
               <w:rPr>
                 <w:sz w:val="16"/>
               </w:rPr>
-              <w:t>79.76</w:t>
+              <w:t>91.64</w:t>
             </w:r>
           </w:p>
         </w:tc>
@@ -4859,7 +4923,7 @@
               <w:rPr>
                 <w:sz w:val="16"/>
               </w:rPr>
-              <w:t>81.06</w:t>
+              <w:t>93.22</w:t>
             </w:r>
           </w:p>
         </w:tc>
@@ -4973,7 +5037,7 @@
               <w:rPr>
                 <w:sz w:val="16"/>
               </w:rPr>
-              <w:t>81.43</w:t>
+              <w:t>93.67</w:t>
             </w:r>
           </w:p>
         </w:tc>
@@ -5994,7 +6058,7 @@
               <w:rPr>
                 <w:sz w:val="16"/>
               </w:rPr>
-              <w:t>224828</w:t>
+              <w:t>224829</w:t>
             </w:r>
           </w:p>
         </w:tc>
@@ -6066,7 +6130,7 @@
               <w:rPr>
                 <w:sz w:val="16"/>
               </w:rPr>
-              <w:t>230763</w:t>
+              <w:t>230764</w:t>
             </w:r>
           </w:p>
         </w:tc>
@@ -6138,7 +6202,7 @@
               <w:rPr>
                 <w:sz w:val="16"/>
               </w:rPr>
-              <w:t>238622</w:t>
+              <w:t>238623</w:t>
             </w:r>
           </w:p>
         </w:tc>
@@ -6282,7 +6346,7 @@
               <w:rPr>
                 <w:sz w:val="16"/>
               </w:rPr>
-              <w:t>259083</w:t>
+              <w:t>259084</w:t>
             </w:r>
           </w:p>
         </w:tc>
@@ -6354,7 +6418,7 @@
               <w:rPr>
                 <w:sz w:val="16"/>
               </w:rPr>
-              <w:t>1203238</w:t>
+              <w:t>1203242</w:t>
             </w:r>
           </w:p>
         </w:tc>
@@ -17257,7 +17321,7 @@
               <w:rPr>
                 <w:sz w:val="16"/>
               </w:rPr>
-              <w:t>7.428</w:t>
+              <w:t>6.079</w:t>
             </w:r>
           </w:p>
         </w:tc>
@@ -17329,7 +17393,7 @@
               <w:rPr>
                 <w:sz w:val="16"/>
               </w:rPr>
-              <w:t>7.419</w:t>
+              <w:t>6.06</w:t>
             </w:r>
           </w:p>
         </w:tc>
@@ -17401,7 +17465,7 @@
               <w:rPr>
                 <w:sz w:val="16"/>
               </w:rPr>
-              <w:t>7.386</w:t>
+              <w:t>6.038</w:t>
             </w:r>
           </w:p>
         </w:tc>
@@ -17473,7 +17537,7 @@
               <w:rPr>
                 <w:sz w:val="16"/>
               </w:rPr>
-              <w:t>7.384</w:t>
+              <w:t>6.005</w:t>
             </w:r>
           </w:p>
         </w:tc>
@@ -17545,7 +17609,7 @@
               <w:rPr>
                 <w:sz w:val="16"/>
               </w:rPr>
-              <w:t>7.407</w:t>
+              <w:t>6.012</w:t>
             </w:r>
           </w:p>
         </w:tc>
@@ -17617,7 +17681,7 @@
               <w:rPr>
                 <w:sz w:val="16"/>
               </w:rPr>
-              <w:t>6.989</w:t>
+              <w:t>5.684</w:t>
             </w:r>
           </w:p>
         </w:tc>
@@ -17689,7 +17753,7 @@
               <w:rPr>
                 <w:sz w:val="16"/>
               </w:rPr>
-              <w:t>6.979</w:t>
+              <w:t>5.662</w:t>
             </w:r>
           </w:p>
         </w:tc>
@@ -17761,7 +17825,7 @@
               <w:rPr>
                 <w:sz w:val="16"/>
               </w:rPr>
-              <w:t>6.997</w:t>
+              <w:t>5.672</w:t>
             </w:r>
           </w:p>
         </w:tc>
@@ -17833,7 +17897,7 @@
               <w:rPr>
                 <w:sz w:val="16"/>
               </w:rPr>
-              <w:t>7.127</w:t>
+              <w:t>5.767</w:t>
             </w:r>
           </w:p>
         </w:tc>
@@ -17905,7 +17969,7 @@
               <w:rPr>
                 <w:sz w:val="16"/>
               </w:rPr>
-              <w:t>7.138</w:t>
+              <w:t>5.766</w:t>
             </w:r>
           </w:p>
         </w:tc>

--- a/artigo-neoplasias/manuscrito-neoplasias.docx
+++ b/artigo-neoplasias/manuscrito-neoplasias.docx
@@ -3114,10 +3114,28 @@
         <w:rPr>
           <w:b/>
         </w:rPr>
-        <w:t>a comparação com incidência ainda é indireta, e agora dá para tentá-la.</w:t>
-      </w:r>
-      <w:r>
-        <w:t xml:space="preserve"> Com a coluna do padrão mundial (Tabela S2) a série deste artigo passou a ser comparável com as publicações do INCA e da IARC. Confrontar a taxa de mortalidade padronizada pelo padrão mundial com a incidência estimada, unidade da federação por unidade da federação, dá uma razão mortalidade/incidência aproximada — inferior ao cálculo com os registros de base populacional, mas disponível hoje e suficiente para ordenar as unidades por letalidade aparente;</w:t>
+        <w:t>a comparação com incidência continua indireta, e exige um passo que este artigo não deu.</w:t>
+      </w:r>
+      <w:r>
+        <w:t xml:space="preserve"> A coluna do padrão mundial (Tabela S2) usa a população da OMS 2000–2025, e as publicações do GLOBOCAN e do </w:t>
+      </w:r>
+      <w:r>
+        <w:rPr>
+          <w:i/>
+        </w:rPr>
+        <w:t>Cancer Incidence in Five Continents</w:t>
+      </w:r>
+      <w:r>
+        <w:t xml:space="preserve"> usam Segi–Doll; confrontá-las exige recalcular a série sob o padrão do comparador, e não apenas dispor de uma coluna padronizada (§2.2). Há ainda uma dependência que desaconselha ler a concordância como validação externa: a Estimativa do INCA usa registros de incidência </w:t>
+      </w:r>
+      <w:r>
+        <w:rPr>
+          <w:b/>
+        </w:rPr>
+        <w:t>e</w:t>
+      </w:r>
+      <w:r>
+        <w:t xml:space="preserve"> mortalidade, e onde a incidência observada é insuficiente a mortalidade entra na estimação — de modo que ela e este trabalho não são fontes independentes. Uma razão mortalidade/incidência construída assim ordenaria unidades da federação por um quociente cujo numerador e denominador se tocam;</w:t>
       </w:r>
     </w:p>
     <w:p>

--- a/artigo-neoplasias/manuscrito-neoplasias.docx
+++ b/artigo-neoplasias/manuscrito-neoplasias.docx
@@ -1622,7 +1622,7 @@
       <w:r>
         <w:drawing>
           <wp:inline xmlns:a="http://schemas.openxmlformats.org/drawingml/2006/main" xmlns:pic="http://schemas.openxmlformats.org/drawingml/2006/picture">
-            <wp:extent cx="5760720" cy="4914016"/>
+            <wp:extent cx="5760720" cy="4449660"/>
             <wp:docPr id="5" name="Picture 5"/>
             <wp:cNvGraphicFramePr>
               <a:graphicFrameLocks noChangeAspect="1"/>
@@ -1643,7 +1643,7 @@
                   <pic:spPr>
                     <a:xfrm>
                       <a:off x="0" y="0"/>
-                      <a:ext cx="5760720" cy="4914016"/>
+                      <a:ext cx="5760720" cy="4449660"/>
                     </a:xfrm>
                     <a:prstGeom prst="rect"/>
                   </pic:spPr>
